--- a/outputs/customer-setting-guide/sangfor-customer-setting-guide.docx
+++ b/outputs/customer-setting-guide/sangfor-customer-setting-guide.docx
@@ -23,7 +23,7 @@
         <w:pStyle w:val="MetaText"/>
       </w:pPr>
       <w:r>
-        <w:t xml:space="preserve">문서 기준 계획 ID: excel_plan_1780587975723_466ebb</w:t>
+        <w:t xml:space="preserve">문서 기준 계획 ID: excel_plan_1780934981553_a25e63</w:t>
       </w:r>
     </w:p>
     <w:p>

--- a/outputs/customer-setting-guide/sangfor-customer-setting-guide.docx
+++ b/outputs/customer-setting-guide/sangfor-customer-setting-guide.docx
@@ -23,7 +23,7 @@
         <w:pStyle w:val="MetaText"/>
       </w:pPr>
       <w:r>
-        <w:t xml:space="preserve">문서 기준 계획 ID: excel_plan_1780934981553_a25e63</w:t>
+        <w:t xml:space="preserve">문서 기준 계획 ID: excel_plan_1780936085037_860a9a</w:t>
       </w:r>
     </w:p>
     <w:p>

--- a/outputs/customer-setting-guide/sangfor-customer-setting-guide.docx
+++ b/outputs/customer-setting-guide/sangfor-customer-setting-guide.docx
@@ -23,7 +23,7 @@
         <w:pStyle w:val="MetaText"/>
       </w:pPr>
       <w:r>
-        <w:t xml:space="preserve">문서 기준 계획 ID: excel_plan_1780936085037_860a9a</w:t>
+        <w:t xml:space="preserve">문서 기준 계획 ID: excel_plan_1780936155396_2a13d0</w:t>
       </w:r>
     </w:p>
     <w:p>
